--- a/Trafficking of Women and Childern Complete With Border.docx
+++ b/Trafficking of Women and Childern Complete With Border.docx
@@ -56,8 +56,6 @@
       <w:r>
         <w:br/>
       </w:r>
-      <w:bookmarkStart w:id="0" w:name="_GoBack"/>
-      <w:bookmarkEnd w:id="0"/>
       <w:r>
         <w:br/>
         <w:t>Mansi Kabir</w:t>
@@ -2921,12 +2919,76 @@
                 <w:szCs w:val="28"/>
               </w:rPr>
             </w:pPr>
+            <w:bookmarkStart w:id="0" w:name="_GoBack" w:colFirst="0" w:colLast="2"/>
             <w:r>
               <w:rPr>
                 <w:sz w:val="28"/>
                 <w:szCs w:val="28"/>
               </w:rPr>
               <w:t>1.7</w:t>
+            </w:r>
+          </w:p>
+        </w:tc>
+        <w:tc>
+          <w:tcPr>
+            <w:tcW w:w="4904" w:type="dxa"/>
+          </w:tcPr>
+          <w:p>
+            <w:pPr>
+              <w:spacing w:line="360" w:lineRule="auto"/>
+              <w:jc w:val="center"/>
+              <w:rPr>
+                <w:sz w:val="28"/>
+                <w:szCs w:val="28"/>
+              </w:rPr>
+            </w:pPr>
+            <w:r>
+              <w:rPr>
+                <w:sz w:val="28"/>
+                <w:szCs w:val="28"/>
+              </w:rPr>
+              <w:t>Scope of the Study</w:t>
+            </w:r>
+          </w:p>
+        </w:tc>
+        <w:tc>
+          <w:tcPr>
+            <w:tcW w:w="1604" w:type="dxa"/>
+          </w:tcPr>
+          <w:p>
+            <w:pPr>
+              <w:spacing w:line="360" w:lineRule="auto"/>
+            </w:pPr>
+          </w:p>
+        </w:tc>
+      </w:tr>
+      <w:tr>
+        <w:tc>
+          <w:tcPr>
+            <w:tcW w:w="2122" w:type="dxa"/>
+          </w:tcPr>
+          <w:p>
+            <w:pPr>
+              <w:spacing w:line="360" w:lineRule="auto"/>
+              <w:jc w:val="center"/>
+              <w:rPr>
+                <w:sz w:val="28"/>
+                <w:szCs w:val="28"/>
+              </w:rPr>
+            </w:pPr>
+            <w:r>
+              <w:rPr>
+                <w:sz w:val="28"/>
+                <w:szCs w:val="28"/>
+              </w:rPr>
+              <w:t>1.</w:t>
+            </w:r>
+            <w:r>
+              <w:rPr>
+                <w:sz w:val="28"/>
+                <w:szCs w:val="28"/>
+              </w:rPr>
+              <w:t>8</w:t>
             </w:r>
           </w:p>
         </w:tc>
@@ -2982,7 +3044,14 @@
                 <w:sz w:val="28"/>
                 <w:szCs w:val="28"/>
               </w:rPr>
-              <w:t>1.8</w:t>
+              <w:t>1.</w:t>
+            </w:r>
+            <w:r>
+              <w:rPr>
+                <w:sz w:val="28"/>
+                <w:szCs w:val="28"/>
+              </w:rPr>
+              <w:t>9</w:t>
             </w:r>
           </w:p>
         </w:tc>
@@ -3019,6 +3088,7 @@
           </w:p>
         </w:tc>
       </w:tr>
+      <w:bookmarkEnd w:id="0"/>
       <w:tr>
         <w:tc>
           <w:tcPr>
@@ -3230,6 +3300,7 @@
                 <w:sz w:val="28"/>
                 <w:szCs w:val="28"/>
               </w:rPr>
+              <w:lastRenderedPageBreak/>
               <w:t>2.3</w:t>
             </w:r>
           </w:p>
@@ -3295,7 +3366,6 @@
                 <w:sz w:val="28"/>
                 <w:szCs w:val="28"/>
               </w:rPr>
-              <w:lastRenderedPageBreak/>
               <w:t>2.4</w:t>
             </w:r>
           </w:p>
@@ -4302,6 +4372,7 @@
                 <w:sz w:val="28"/>
                 <w:szCs w:val="28"/>
               </w:rPr>
+              <w:lastRenderedPageBreak/>
               <w:t>3.</w:t>
             </w:r>
             <w:r>
@@ -4385,7 +4456,6 @@
                 <w:sz w:val="28"/>
                 <w:szCs w:val="28"/>
               </w:rPr>
-              <w:lastRenderedPageBreak/>
               <w:t>Chapter 4</w:t>
             </w:r>
           </w:p>
@@ -7684,8 +7754,8 @@
         <w:spacing w:after="160" w:line="360" w:lineRule="auto"/>
         <w:rPr>
           <w:rFonts w:eastAsia="Calibri" w:cs="Times New Roman"/>
-          <w:sz w:val="28"/>
-          <w:szCs w:val="28"/>
+          <w:b/>
+          <w:bCs/>
           <w:lang w:val="en-IN"/>
         </w:rPr>
       </w:pPr>
@@ -7718,6 +7788,35 @@
         </w:rPr>
         <w:t xml:space="preserve"> to evaluate India’s anti-trafficking framework in relation to international standards and best practices adopted in other jurisdictions.</w:t>
       </w:r>
+      <w:r>
+        <w:rPr>
+          <w:rFonts w:eastAsia="Calibri" w:cs="Times New Roman"/>
+          <w:sz w:val="28"/>
+          <w:szCs w:val="28"/>
+          <w:lang w:val="en-IN"/>
+        </w:rPr>
+        <w:br/>
+      </w:r>
+      <w:r>
+        <w:rPr>
+          <w:rFonts w:eastAsia="Calibri" w:cs="Times New Roman"/>
+          <w:sz w:val="28"/>
+          <w:szCs w:val="28"/>
+          <w:lang w:val="en-IN"/>
+        </w:rPr>
+        <w:br/>
+      </w:r>
+      <w:r>
+        <w:rPr>
+          <w:rFonts w:eastAsia="Calibri" w:cs="Times New Roman"/>
+          <w:b/>
+          <w:bCs/>
+          <w:sz w:val="28"/>
+          <w:szCs w:val="28"/>
+          <w:lang w:val="en-IN"/>
+        </w:rPr>
+        <w:t>1.7 Scope of the Study</w:t>
+      </w:r>
     </w:p>
     <w:p>
       <w:pPr>
@@ -7729,256 +7828,54 @@
           <w:lang w:val="en-IN"/>
         </w:rPr>
       </w:pPr>
+      <w:r>
+        <w:rPr>
+          <w:rFonts w:eastAsia="Calibri" w:cs="Times New Roman"/>
+          <w:sz w:val="28"/>
+          <w:szCs w:val="28"/>
+          <w:lang w:val="en-IN"/>
+        </w:rPr>
+        <w:t>The present research investigates the issue of trafficking of women and children in India by focusing on the legal and institutional mechanisms designed to address this form of exploitation. Human trafficking involves a wide range of activities including recruitment, transportation, and exploitation of vulnerable individuals through coercion, deception, or abuse of power. Because of its complex nature, trafficking intersects with multiple areas of law such as criminal justice, human rights protection, labour regulation, and child welfare. The scope of this study is therefore defined primarily by its examination of the legal structures and policy responses developed to combat trafficking within the Indian context.</w:t>
+      </w:r>
     </w:p>
     <w:p>
       <w:pPr>
         <w:spacing w:after="160" w:line="360" w:lineRule="auto"/>
         <w:rPr>
           <w:rFonts w:eastAsia="Calibri" w:cs="Times New Roman"/>
-          <w:b/>
-          <w:bCs/>
-          <w:sz w:val="28"/>
-          <w:szCs w:val="28"/>
-          <w:lang w:val="en-IN"/>
-        </w:rPr>
-      </w:pPr>
-      <w:r>
-        <w:rPr>
-          <w:rFonts w:eastAsia="Calibri" w:cs="Times New Roman"/>
-          <w:b/>
-          <w:bCs/>
-          <w:sz w:val="28"/>
-          <w:szCs w:val="28"/>
-          <w:lang w:val="en-IN"/>
-        </w:rPr>
-        <w:t>1.7 Limitations of the Study</w:t>
-      </w:r>
-    </w:p>
-    <w:p>
-      <w:pPr>
-        <w:spacing w:after="160" w:line="360" w:lineRule="auto"/>
-        <w:rPr>
-          <w:rFonts w:eastAsia="Calibri" w:cs="Times New Roman"/>
-          <w:sz w:val="28"/>
-          <w:szCs w:val="28"/>
-          <w:lang w:val="en-IN"/>
-        </w:rPr>
-      </w:pPr>
-      <w:r>
-        <w:rPr>
-          <w:rFonts w:eastAsia="Calibri" w:cs="Times New Roman"/>
-          <w:sz w:val="28"/>
-          <w:szCs w:val="28"/>
-          <w:lang w:val="en-IN"/>
-        </w:rPr>
-        <w:t>While the research attempts to provide a comprehensive analysis of trafficking laws and policies in India, certain limitations must be acknowledged.</w:t>
-      </w:r>
-    </w:p>
-    <w:p>
-      <w:pPr>
-        <w:spacing w:after="160" w:line="360" w:lineRule="auto"/>
-        <w:rPr>
-          <w:rFonts w:eastAsia="Calibri" w:cs="Times New Roman"/>
-          <w:sz w:val="28"/>
-          <w:szCs w:val="28"/>
-          <w:lang w:val="en-IN"/>
-        </w:rPr>
-      </w:pPr>
-      <w:r>
-        <w:rPr>
-          <w:rFonts w:eastAsia="Calibri" w:cs="Times New Roman"/>
-          <w:sz w:val="28"/>
-          <w:szCs w:val="28"/>
-          <w:lang w:val="en-IN"/>
-        </w:rPr>
-        <w:t>First, the study relies primarily on secondary sources, which may not fully capture the experiences of trafficking survivors or the operational challenges faced by enforcement agencies. Second, the availability of reliable and consistent statistical data on trafficking remains limited, as trafficking is often underreported. Third, the scope of the research is restricted to legal and policy analysis within the Indian context, and therefore does not include extensive empirical fieldwork or interviews.</w:t>
-      </w:r>
-    </w:p>
-    <w:p>
-      <w:pPr>
-        <w:spacing w:after="160" w:line="360" w:lineRule="auto"/>
-        <w:rPr>
-          <w:rFonts w:eastAsia="Calibri" w:cs="Times New Roman"/>
-          <w:sz w:val="28"/>
-          <w:szCs w:val="28"/>
-          <w:lang w:val="en-IN"/>
-        </w:rPr>
-      </w:pPr>
-      <w:r>
-        <w:rPr>
-          <w:rFonts w:eastAsia="Calibri" w:cs="Times New Roman"/>
-          <w:sz w:val="28"/>
-          <w:szCs w:val="28"/>
-          <w:lang w:val="en-IN"/>
-        </w:rPr>
-        <w:t>Despite these limitations, the study seeks to provide a meaningful contribution to the understanding of trafficking in India by critically examining the legal and institutional frameworks governing this issue.</w:t>
-      </w:r>
-    </w:p>
-    <w:p>
-      <w:pPr>
-        <w:spacing w:after="160" w:line="360" w:lineRule="auto"/>
-        <w:rPr>
-          <w:rFonts w:eastAsia="Calibri" w:cs="Times New Roman"/>
-          <w:sz w:val="28"/>
-          <w:szCs w:val="28"/>
-          <w:lang w:val="en-IN"/>
-        </w:rPr>
-      </w:pPr>
-    </w:p>
-    <w:p>
-      <w:pPr>
-        <w:spacing w:after="160" w:line="360" w:lineRule="auto"/>
-        <w:rPr>
-          <w:rFonts w:eastAsia="Calibri" w:cs="Times New Roman"/>
-          <w:sz w:val="28"/>
-          <w:szCs w:val="28"/>
-          <w:lang w:val="en-IN"/>
-        </w:rPr>
-      </w:pPr>
-    </w:p>
-    <w:p>
-      <w:pPr>
-        <w:spacing w:after="160" w:line="360" w:lineRule="auto"/>
-        <w:rPr>
-          <w:rFonts w:eastAsia="Calibri" w:cs="Times New Roman"/>
-          <w:b/>
-          <w:bCs/>
-          <w:sz w:val="28"/>
-          <w:szCs w:val="28"/>
-          <w:lang w:val="en-IN"/>
-        </w:rPr>
-      </w:pPr>
-      <w:r>
-        <w:rPr>
-          <w:rFonts w:eastAsia="Calibri" w:cs="Times New Roman"/>
-          <w:b/>
-          <w:bCs/>
-          <w:sz w:val="28"/>
-          <w:szCs w:val="28"/>
-          <w:lang w:val="en-IN"/>
-        </w:rPr>
-        <w:t>1.8 Review of Literature</w:t>
-      </w:r>
-    </w:p>
-    <w:p>
-      <w:pPr>
-        <w:spacing w:after="160" w:line="360" w:lineRule="auto"/>
-        <w:rPr>
-          <w:rFonts w:eastAsia="Calibri" w:cs="Times New Roman"/>
-          <w:sz w:val="28"/>
-          <w:szCs w:val="28"/>
-          <w:lang w:val="en-IN"/>
-        </w:rPr>
-      </w:pPr>
-      <w:r>
-        <w:rPr>
-          <w:rFonts w:eastAsia="Calibri" w:cs="Times New Roman"/>
-          <w:sz w:val="28"/>
-          <w:szCs w:val="28"/>
-          <w:lang w:val="en-IN"/>
-        </w:rPr>
-        <w:t>Scholarly engagement with the issue of trafficking of women and children has expanded significantly over the past few decades, particularly following the adoption of international instruments such as the United Nations Protocol to Prevent, Suppress and Punish Trafficking in Persons (2000). Academic literature has examined trafficking from multiple perspectives, including criminal law, human rights, gender studies, migration theory, and socio-economic development. The existing body of research highlights the complexity of trafficking as a phenomenon that cannot be understood solely through legal definitions but must also be analysed within broader socio-economic and institutional contexts.</w:t>
-      </w:r>
-    </w:p>
-    <w:p>
-      <w:pPr>
-        <w:spacing w:after="160" w:line="360" w:lineRule="auto"/>
-        <w:rPr>
-          <w:rFonts w:eastAsia="Calibri" w:cs="Times New Roman"/>
-          <w:sz w:val="28"/>
-          <w:szCs w:val="28"/>
-          <w:lang w:val="en-IN"/>
-        </w:rPr>
-      </w:pPr>
-      <w:r>
-        <w:rPr>
-          <w:rFonts w:eastAsia="Calibri" w:cs="Times New Roman"/>
-          <w:sz w:val="28"/>
-          <w:szCs w:val="28"/>
-          <w:lang w:val="en-IN"/>
-        </w:rPr>
-        <w:t xml:space="preserve">One of the earliest strands of literature on trafficking focuses on the conceptual and definitional challenges associated with the phenomenon. Scholars such as </w:t>
-      </w:r>
-      <w:r>
-        <w:rPr>
-          <w:rFonts w:eastAsia="Calibri" w:cs="Times New Roman"/>
-          <w:b/>
-          <w:bCs/>
-          <w:sz w:val="28"/>
-          <w:szCs w:val="28"/>
-          <w:lang w:val="en-IN"/>
-        </w:rPr>
-        <w:t>Kevin Bales</w:t>
-      </w:r>
-      <w:r>
-        <w:rPr>
-          <w:rFonts w:eastAsia="Calibri" w:cs="Times New Roman"/>
-          <w:sz w:val="28"/>
-          <w:szCs w:val="28"/>
-          <w:lang w:val="en-IN"/>
-        </w:rPr>
-        <w:t xml:space="preserve"> have examined trafficking within the broader framework of contemporary forms of slavery, arguing that modern exploitation operates through covert and highly organized systems that often remain hidden within legitimate economic activities. Bales’ work emphasizes the structural factors that enable exploitation, including poverty, lack of legal protections for migrant labour, and the economic incentives generated by global supply chains. His analysis demonstrates that trafficking is sustained not merely by criminal intent but also by systemic inequalities that create a steady supply of vulnerable individuals.</w:t>
-      </w:r>
-    </w:p>
-    <w:p>
-      <w:pPr>
-        <w:spacing w:after="160" w:line="360" w:lineRule="auto"/>
-        <w:rPr>
-          <w:rFonts w:eastAsia="Calibri" w:cs="Times New Roman"/>
-          <w:sz w:val="28"/>
-          <w:szCs w:val="28"/>
-          <w:lang w:val="en-IN"/>
-        </w:rPr>
-      </w:pPr>
-      <w:r>
-        <w:rPr>
-          <w:rFonts w:eastAsia="Calibri" w:cs="Times New Roman"/>
-          <w:sz w:val="28"/>
-          <w:szCs w:val="28"/>
-          <w:lang w:val="en-IN"/>
-        </w:rPr>
-        <w:lastRenderedPageBreak/>
-        <w:t xml:space="preserve">Similarly, </w:t>
-      </w:r>
-      <w:r>
-        <w:rPr>
-          <w:rFonts w:eastAsia="Calibri" w:cs="Times New Roman"/>
-          <w:b/>
-          <w:bCs/>
-          <w:sz w:val="28"/>
-          <w:szCs w:val="28"/>
-          <w:lang w:val="en-IN"/>
-        </w:rPr>
-        <w:t>Siddharth Kara</w:t>
-      </w:r>
-      <w:r>
-        <w:rPr>
-          <w:rFonts w:eastAsia="Calibri" w:cs="Times New Roman"/>
-          <w:sz w:val="28"/>
-          <w:szCs w:val="28"/>
-          <w:lang w:val="en-IN"/>
-        </w:rPr>
-        <w:t xml:space="preserve"> has explored the economic dimensions of trafficking and sexual exploitation, particularly in the context of South Asia. Kara’s research highlights the profitability of trafficking networks and argues that the low risk of prosecution combined with high financial returns makes trafficking an attractive enterprise for organized criminal groups. His work underscores the need for stronger enforcement mechanisms and coordinated international responses to disrupt trafficking networks.</w:t>
-      </w:r>
-    </w:p>
-    <w:p>
-      <w:pPr>
-        <w:spacing w:after="160" w:line="360" w:lineRule="auto"/>
-        <w:rPr>
-          <w:rFonts w:eastAsia="Calibri" w:cs="Times New Roman"/>
-          <w:sz w:val="28"/>
-          <w:szCs w:val="28"/>
-          <w:lang w:val="en-IN"/>
-        </w:rPr>
-      </w:pPr>
-      <w:r>
-        <w:rPr>
-          <w:rFonts w:eastAsia="Calibri" w:cs="Times New Roman"/>
-          <w:sz w:val="28"/>
-          <w:szCs w:val="28"/>
-          <w:lang w:val="en-IN"/>
-        </w:rPr>
-        <w:t xml:space="preserve">Another important area of scholarship examines trafficking through the lens of gender and human rights. Feminist legal scholars have emphasized that trafficking disproportionately affects women and girls due to entrenched patterns of gender inequality. Studies published in journals such as the </w:t>
+          <w:sz w:val="28"/>
+          <w:szCs w:val="28"/>
+          <w:lang w:val="en-IN"/>
+        </w:rPr>
+      </w:pPr>
+      <w:r>
+        <w:rPr>
+          <w:rFonts w:eastAsia="Calibri" w:cs="Times New Roman"/>
+          <w:sz w:val="28"/>
+          <w:szCs w:val="28"/>
+          <w:lang w:val="en-IN"/>
+        </w:rPr>
+        <w:t xml:space="preserve">A central aspect of the research is the analysis of </w:t>
+      </w:r>
+      <w:r>
+        <w:rPr>
+          <w:rFonts w:eastAsia="Calibri" w:cs="Times New Roman"/>
+          <w:b/>
+          <w:bCs/>
+          <w:sz w:val="28"/>
+          <w:szCs w:val="28"/>
+          <w:lang w:val="en-IN"/>
+        </w:rPr>
+        <w:t>domestic legislation that governs trafficking-related offences</w:t>
+      </w:r>
+      <w:r>
+        <w:rPr>
+          <w:rFonts w:eastAsia="Calibri" w:cs="Times New Roman"/>
+          <w:sz w:val="28"/>
+          <w:szCs w:val="28"/>
+          <w:lang w:val="en-IN"/>
+        </w:rPr>
+        <w:t xml:space="preserve">. The study evaluates statutory provisions contained in key laws that address exploitation and protection of vulnerable groups. These include the </w:t>
       </w:r>
       <w:r>
         <w:rPr>
@@ -7989,16 +7886,7 @@
           <w:szCs w:val="28"/>
           <w:lang w:val="en-IN"/>
         </w:rPr>
-        <w:t>Journal of Human Rights</w:t>
-      </w:r>
-      <w:r>
-        <w:rPr>
-          <w:rFonts w:eastAsia="Calibri" w:cs="Times New Roman"/>
-          <w:sz w:val="28"/>
-          <w:szCs w:val="28"/>
-          <w:lang w:val="en-IN"/>
-        </w:rPr>
-        <w:t xml:space="preserve"> and </w:t>
+        <w:t xml:space="preserve">Immoral Traffic (Prevention) Act, </w:t>
       </w:r>
       <w:r>
         <w:rPr>
@@ -8009,119 +7897,17 @@
           <w:szCs w:val="28"/>
           <w:lang w:val="en-IN"/>
         </w:rPr>
-        <w:t>Economic and Political Weekly</w:t>
-      </w:r>
-      <w:r>
-        <w:rPr>
-          <w:rFonts w:eastAsia="Calibri" w:cs="Times New Roman"/>
-          <w:sz w:val="28"/>
-          <w:szCs w:val="28"/>
-          <w:lang w:val="en-IN"/>
-        </w:rPr>
-        <w:t xml:space="preserve"> have argued that trafficking cannot be effectively addressed without recognizing its connection to broader issues such as patriarchal social structures, discrimination in labour markets, and limited access to education and economic opportunities for women. These analyses suggest that anti-trafficking measures must incorporate gender-sensitive policies and address structural inequalities that place women and girls at heightened risk of exploitation.</w:t>
-      </w:r>
-    </w:p>
-    <w:p>
-      <w:pPr>
-        <w:spacing w:after="160" w:line="360" w:lineRule="auto"/>
-        <w:rPr>
-          <w:rFonts w:eastAsia="Calibri" w:cs="Times New Roman"/>
-          <w:sz w:val="28"/>
-          <w:szCs w:val="28"/>
-          <w:lang w:val="en-IN"/>
-        </w:rPr>
-      </w:pPr>
-      <w:r>
-        <w:rPr>
-          <w:rFonts w:eastAsia="Calibri" w:cs="Times New Roman"/>
-          <w:sz w:val="28"/>
-          <w:szCs w:val="28"/>
-          <w:lang w:val="en-IN"/>
-        </w:rPr>
-        <w:t xml:space="preserve">Within the Indian context, several scholars have examined the legal framework governing trafficking and its limitations. </w:t>
-      </w:r>
-      <w:r>
-        <w:rPr>
-          <w:rFonts w:eastAsia="Calibri" w:cs="Times New Roman"/>
-          <w:b/>
-          <w:bCs/>
-          <w:sz w:val="28"/>
-          <w:szCs w:val="28"/>
-          <w:lang w:val="en-IN"/>
-        </w:rPr>
-        <w:t xml:space="preserve">Upendra </w:t>
-      </w:r>
-      <w:proofErr w:type="spellStart"/>
-      <w:r>
-        <w:rPr>
-          <w:rFonts w:eastAsia="Calibri" w:cs="Times New Roman"/>
-          <w:b/>
-          <w:bCs/>
-          <w:sz w:val="28"/>
-          <w:szCs w:val="28"/>
-          <w:lang w:val="en-IN"/>
-        </w:rPr>
-        <w:t>Baxi</w:t>
-      </w:r>
-      <w:proofErr w:type="spellEnd"/>
-      <w:r>
-        <w:rPr>
-          <w:rFonts w:eastAsia="Calibri" w:cs="Times New Roman"/>
-          <w:sz w:val="28"/>
-          <w:szCs w:val="28"/>
-          <w:lang w:val="en-IN"/>
-        </w:rPr>
-        <w:t xml:space="preserve"> has emphasized the importance of viewing trafficking as a human rights issue rather than merely a criminal law problem. His work highlights the responsibility of the state to protect vulnerable populations and ensure that victims of trafficking receive adequate support and rehabilitation. </w:t>
-      </w:r>
-      <w:proofErr w:type="spellStart"/>
-      <w:r>
-        <w:rPr>
-          <w:rFonts w:eastAsia="Calibri" w:cs="Times New Roman"/>
-          <w:sz w:val="28"/>
-          <w:szCs w:val="28"/>
-          <w:lang w:val="en-IN"/>
-        </w:rPr>
-        <w:t>Baxi’s</w:t>
-      </w:r>
-      <w:proofErr w:type="spellEnd"/>
-      <w:r>
-        <w:rPr>
-          <w:rFonts w:eastAsia="Calibri" w:cs="Times New Roman"/>
-          <w:sz w:val="28"/>
-          <w:szCs w:val="28"/>
-          <w:lang w:val="en-IN"/>
-        </w:rPr>
-        <w:t xml:space="preserve"> perspective has influenced broader debates on the role of constitutional </w:t>
-      </w:r>
-      <w:r>
-        <w:rPr>
-          <w:rFonts w:eastAsia="Calibri" w:cs="Times New Roman"/>
-          <w:sz w:val="28"/>
-          <w:szCs w:val="28"/>
-          <w:lang w:val="en-IN"/>
-        </w:rPr>
         <w:lastRenderedPageBreak/>
-        <w:t>principles, particularly the right to dignity and freedom from exploitation, in shaping anti-trafficking policies.</w:t>
-      </w:r>
-    </w:p>
-    <w:p>
-      <w:pPr>
-        <w:spacing w:after="160" w:line="360" w:lineRule="auto"/>
-        <w:rPr>
-          <w:rFonts w:eastAsia="Calibri" w:cs="Times New Roman"/>
-          <w:sz w:val="28"/>
-          <w:szCs w:val="28"/>
-          <w:lang w:val="en-IN"/>
-        </w:rPr>
-      </w:pPr>
-      <w:r>
-        <w:rPr>
-          <w:rFonts w:eastAsia="Calibri" w:cs="Times New Roman"/>
-          <w:sz w:val="28"/>
-          <w:szCs w:val="28"/>
-          <w:lang w:val="en-IN"/>
-        </w:rPr>
-        <w:t xml:space="preserve">Legal scholars analysing Indian legislation have also pointed out the fragmented nature of the existing statutory framework. Research published in the </w:t>
+        <w:t>1956</w:t>
+      </w:r>
+      <w:r>
+        <w:rPr>
+          <w:rFonts w:eastAsia="Calibri" w:cs="Times New Roman"/>
+          <w:sz w:val="28"/>
+          <w:szCs w:val="28"/>
+          <w:lang w:val="en-IN"/>
+        </w:rPr>
+        <w:t xml:space="preserve">, relevant provisions of the </w:t>
       </w:r>
       <w:r>
         <w:rPr>
@@ -8132,36 +7918,16 @@
           <w:szCs w:val="28"/>
           <w:lang w:val="en-IN"/>
         </w:rPr>
-        <w:t>Indian Law Review</w:t>
-      </w:r>
-      <w:r>
-        <w:rPr>
-          <w:rFonts w:eastAsia="Calibri" w:cs="Times New Roman"/>
-          <w:sz w:val="28"/>
-          <w:szCs w:val="28"/>
-          <w:lang w:val="en-IN"/>
-        </w:rPr>
-        <w:t xml:space="preserve"> and other legal journals indicates that various laws addressing trafficking often operate independently, leading to gaps in enforcement and coordination. For instance, the Immoral Traffic (Prevention) Act, 1956 primarily addresses prostitution-related exploitation, while provisions under the Indian Penal Code criminalize broader forms of trafficking. Additional legislation such as the Protection of Children from Sexual Offences Act, 2012 and the Juvenile Justice Act, 2015 address specific categories of victims. Scholars have argued that this fragmented structure complicates investigation and prosecution, particularly when trafficking cases involve multiple forms of exploitation.</w:t>
-      </w:r>
-    </w:p>
-    <w:p>
-      <w:pPr>
-        <w:spacing w:after="160" w:line="360" w:lineRule="auto"/>
-        <w:rPr>
-          <w:rFonts w:eastAsia="Calibri" w:cs="Times New Roman"/>
-          <w:sz w:val="28"/>
-          <w:szCs w:val="28"/>
-          <w:lang w:val="en-IN"/>
-        </w:rPr>
-      </w:pPr>
-      <w:r>
-        <w:rPr>
-          <w:rFonts w:eastAsia="Calibri" w:cs="Times New Roman"/>
-          <w:sz w:val="28"/>
-          <w:szCs w:val="28"/>
-          <w:lang w:val="en-IN"/>
-        </w:rPr>
-        <w:t xml:space="preserve">Another significant body of literature examines the role of the judiciary in addressing trafficking. Several legal commentators have analysed the impact of public interest litigation in shaping anti-trafficking jurisprudence in India. Studies focusing on landmark cases such as </w:t>
+        <w:t>Indian Penal Code</w:t>
+      </w:r>
+      <w:r>
+        <w:rPr>
+          <w:rFonts w:eastAsia="Calibri" w:cs="Times New Roman"/>
+          <w:sz w:val="28"/>
+          <w:szCs w:val="28"/>
+          <w:lang w:val="en-IN"/>
+        </w:rPr>
+        <w:t xml:space="preserve">, the </w:t>
       </w:r>
       <w:r>
         <w:rPr>
@@ -8172,16 +7938,16 @@
           <w:szCs w:val="28"/>
           <w:lang w:val="en-IN"/>
         </w:rPr>
-        <w:t>Vishal Jeet v. Union of India</w:t>
-      </w:r>
-      <w:r>
-        <w:rPr>
-          <w:rFonts w:eastAsia="Calibri" w:cs="Times New Roman"/>
-          <w:sz w:val="28"/>
-          <w:szCs w:val="28"/>
-          <w:lang w:val="en-IN"/>
-        </w:rPr>
-        <w:t xml:space="preserve"> and </w:t>
+        <w:t>Protection of Children from Sexual Offences Act, 2012</w:t>
+      </w:r>
+      <w:r>
+        <w:rPr>
+          <w:rFonts w:eastAsia="Calibri" w:cs="Times New Roman"/>
+          <w:sz w:val="28"/>
+          <w:szCs w:val="28"/>
+          <w:lang w:val="en-IN"/>
+        </w:rPr>
+        <w:t xml:space="preserve">, the </w:t>
       </w:r>
       <w:r>
         <w:rPr>
@@ -8192,36 +7958,16 @@
           <w:szCs w:val="28"/>
           <w:lang w:val="en-IN"/>
         </w:rPr>
-        <w:t>Gaurav Jain v. Union of India</w:t>
-      </w:r>
-      <w:r>
-        <w:rPr>
-          <w:rFonts w:eastAsia="Calibri" w:cs="Times New Roman"/>
-          <w:sz w:val="28"/>
-          <w:szCs w:val="28"/>
-          <w:lang w:val="en-IN"/>
-        </w:rPr>
-        <w:t xml:space="preserve"> highlight how judicial interventions have sought to address systemic failures in enforcement and rehabilitation mechanisms. These analyses suggest that courts have played an important role in expanding the scope of victim protection and directing governmental authorities to implement welfare measures for trafficked persons.</w:t>
-      </w:r>
-    </w:p>
-    <w:p>
-      <w:pPr>
-        <w:spacing w:after="160" w:line="360" w:lineRule="auto"/>
-        <w:rPr>
-          <w:rFonts w:eastAsia="Calibri" w:cs="Times New Roman"/>
-          <w:sz w:val="28"/>
-          <w:szCs w:val="28"/>
-          <w:lang w:val="en-IN"/>
-        </w:rPr>
-      </w:pPr>
-      <w:r>
-        <w:rPr>
-          <w:rFonts w:eastAsia="Calibri" w:cs="Times New Roman"/>
-          <w:sz w:val="28"/>
-          <w:szCs w:val="28"/>
-          <w:lang w:val="en-IN"/>
-        </w:rPr>
-        <w:t xml:space="preserve">However, scholars have also pointed out that judicial activism alone cannot substitute for comprehensive legislative reform. Research in the </w:t>
+        <w:t>Juvenile Justice (Care and Protection of Children) Act, 2015</w:t>
+      </w:r>
+      <w:r>
+        <w:rPr>
+          <w:rFonts w:eastAsia="Calibri" w:cs="Times New Roman"/>
+          <w:sz w:val="28"/>
+          <w:szCs w:val="28"/>
+          <w:lang w:val="en-IN"/>
+        </w:rPr>
+        <w:t xml:space="preserve">, and the </w:t>
       </w:r>
       <w:r>
         <w:rPr>
@@ -8232,6 +7978,826 @@
           <w:szCs w:val="28"/>
           <w:lang w:val="en-IN"/>
         </w:rPr>
+        <w:t>Bonded Labour System (Abolition) Act, 1976</w:t>
+      </w:r>
+      <w:r>
+        <w:rPr>
+          <w:rFonts w:eastAsia="Calibri" w:cs="Times New Roman"/>
+          <w:sz w:val="28"/>
+          <w:szCs w:val="28"/>
+          <w:lang w:val="en-IN"/>
+        </w:rPr>
+        <w:t>. Each of these statutes addresses particular dimensions of trafficking, such as sexual exploitation, child abuse, forced labour, and victim rehabilitation. By examining these legislative frameworks, the study assesses the extent to which Indian law is capable of addressing the varied manifestations of trafficking.</w:t>
+      </w:r>
+    </w:p>
+    <w:p>
+      <w:pPr>
+        <w:spacing w:after="160" w:line="360" w:lineRule="auto"/>
+        <w:rPr>
+          <w:rFonts w:eastAsia="Calibri" w:cs="Times New Roman"/>
+          <w:sz w:val="28"/>
+          <w:szCs w:val="28"/>
+          <w:lang w:val="en-IN"/>
+        </w:rPr>
+      </w:pPr>
+      <w:r>
+        <w:rPr>
+          <w:rFonts w:eastAsia="Calibri" w:cs="Times New Roman"/>
+          <w:sz w:val="28"/>
+          <w:szCs w:val="28"/>
+          <w:lang w:val="en-IN"/>
+        </w:rPr>
+        <w:t xml:space="preserve">The scope of the research also extends to the </w:t>
+      </w:r>
+      <w:r>
+        <w:rPr>
+          <w:rFonts w:eastAsia="Calibri" w:cs="Times New Roman"/>
+          <w:b/>
+          <w:bCs/>
+          <w:sz w:val="28"/>
+          <w:szCs w:val="28"/>
+          <w:lang w:val="en-IN"/>
+        </w:rPr>
+        <w:t>constitutional framework that provides protection against exploitation</w:t>
+      </w:r>
+      <w:r>
+        <w:rPr>
+          <w:rFonts w:eastAsia="Calibri" w:cs="Times New Roman"/>
+          <w:sz w:val="28"/>
+          <w:szCs w:val="28"/>
+          <w:lang w:val="en-IN"/>
+        </w:rPr>
+        <w:t>. Constitutional provisions that prohibit trafficking and forced labour serve as the foundation upon which many anti-trafficking laws have been developed. These constitutional guarantees are significant because they frame trafficking not merely as a criminal offence but as a violation of fundamental rights. The study therefore considers how constitutional principles related to dignity, equality, and freedom influence legislative and judicial approaches to combating trafficking.</w:t>
+      </w:r>
+    </w:p>
+    <w:p>
+      <w:pPr>
+        <w:spacing w:after="160" w:line="360" w:lineRule="auto"/>
+        <w:rPr>
+          <w:rFonts w:eastAsia="Calibri" w:cs="Times New Roman"/>
+          <w:sz w:val="28"/>
+          <w:szCs w:val="28"/>
+          <w:lang w:val="en-IN"/>
+        </w:rPr>
+      </w:pPr>
+      <w:r>
+        <w:rPr>
+          <w:rFonts w:eastAsia="Calibri" w:cs="Times New Roman"/>
+          <w:sz w:val="28"/>
+          <w:szCs w:val="28"/>
+          <w:lang w:val="en-IN"/>
+        </w:rPr>
+        <w:t xml:space="preserve">In addition to legislative analysis, the research examines the </w:t>
+      </w:r>
+      <w:r>
+        <w:rPr>
+          <w:rFonts w:eastAsia="Calibri" w:cs="Times New Roman"/>
+          <w:b/>
+          <w:bCs/>
+          <w:sz w:val="28"/>
+          <w:szCs w:val="28"/>
+          <w:lang w:val="en-IN"/>
+        </w:rPr>
+        <w:t>contribution of the judiciary in shaping anti-trafficking jurisprudence</w:t>
+      </w:r>
+      <w:r>
+        <w:rPr>
+          <w:rFonts w:eastAsia="Calibri" w:cs="Times New Roman"/>
+          <w:sz w:val="28"/>
+          <w:szCs w:val="28"/>
+          <w:lang w:val="en-IN"/>
+        </w:rPr>
+        <w:t>. Courts in India have played an important role in interpreting laws relating to trafficking and in directing authorities to take measures for the protection and rehabilitation of victims. Judicial decisions delivered by the Supreme Court and various High Courts provide important insights into how the legal system addresses complex issues such as victim identification, rehabilitation, and institutional accountability. The study therefore analyses selected landmark judgments to understand the evolving judicial perspective on trafficking.</w:t>
+      </w:r>
+    </w:p>
+    <w:p>
+      <w:pPr>
+        <w:spacing w:after="160" w:line="360" w:lineRule="auto"/>
+        <w:rPr>
+          <w:rFonts w:eastAsia="Calibri" w:cs="Times New Roman"/>
+          <w:sz w:val="28"/>
+          <w:szCs w:val="28"/>
+          <w:lang w:val="en-IN"/>
+        </w:rPr>
+      </w:pPr>
+      <w:r>
+        <w:rPr>
+          <w:rFonts w:eastAsia="Calibri" w:cs="Times New Roman"/>
+          <w:sz w:val="28"/>
+          <w:szCs w:val="28"/>
+          <w:lang w:val="en-IN"/>
+        </w:rPr>
+        <w:lastRenderedPageBreak/>
+        <w:t xml:space="preserve">The research further explores </w:t>
+      </w:r>
+      <w:r>
+        <w:rPr>
+          <w:rFonts w:eastAsia="Calibri" w:cs="Times New Roman"/>
+          <w:b/>
+          <w:bCs/>
+          <w:sz w:val="28"/>
+          <w:szCs w:val="28"/>
+          <w:lang w:val="en-IN"/>
+        </w:rPr>
+        <w:t>policy initiatives and administrative mechanisms implemented by the government to prevent trafficking and assist survivors</w:t>
+      </w:r>
+      <w:r>
+        <w:rPr>
+          <w:rFonts w:eastAsia="Calibri" w:cs="Times New Roman"/>
+          <w:sz w:val="28"/>
+          <w:szCs w:val="28"/>
+          <w:lang w:val="en-IN"/>
+        </w:rPr>
+        <w:t>. Programs designed to provide shelter, counselling, and vocational training to victims are examined in order to evaluate their effectiveness in promoting long-term rehabilitation. The study also considers the functioning of enforcement institutions responsible for implementing anti-trafficking measures.</w:t>
+      </w:r>
+    </w:p>
+    <w:p>
+      <w:pPr>
+        <w:spacing w:after="160" w:line="360" w:lineRule="auto"/>
+        <w:rPr>
+          <w:rFonts w:eastAsia="Calibri" w:cs="Times New Roman"/>
+          <w:sz w:val="28"/>
+          <w:szCs w:val="28"/>
+          <w:lang w:val="en-IN"/>
+        </w:rPr>
+      </w:pPr>
+      <w:r>
+        <w:rPr>
+          <w:rFonts w:eastAsia="Calibri" w:cs="Times New Roman"/>
+          <w:sz w:val="28"/>
+          <w:szCs w:val="28"/>
+          <w:lang w:val="en-IN"/>
+        </w:rPr>
+        <w:t xml:space="preserve">While the principal focus of this research remains on India, the scope of the study also includes a </w:t>
+      </w:r>
+      <w:r>
+        <w:rPr>
+          <w:rFonts w:eastAsia="Calibri" w:cs="Times New Roman"/>
+          <w:b/>
+          <w:bCs/>
+          <w:sz w:val="28"/>
+          <w:szCs w:val="28"/>
+          <w:lang w:val="en-IN"/>
+        </w:rPr>
+        <w:t>comparative examination of selected international approaches</w:t>
+      </w:r>
+      <w:r>
+        <w:rPr>
+          <w:rFonts w:eastAsia="Calibri" w:cs="Times New Roman"/>
+          <w:sz w:val="28"/>
+          <w:szCs w:val="28"/>
+          <w:lang w:val="en-IN"/>
+        </w:rPr>
+        <w:t xml:space="preserve"> to combating trafficking. Legal frameworks developed in other jurisdictions provide useful insights into how different countries address trafficking through legislative and policy reforms. Comparative analysis enables the identification of practices that may be adapted or considered in strengthening India’s anti-trafficking framework.</w:t>
+      </w:r>
+    </w:p>
+    <w:p>
+      <w:pPr>
+        <w:spacing w:after="160" w:line="360" w:lineRule="auto"/>
+        <w:rPr>
+          <w:rFonts w:eastAsia="Calibri" w:cs="Times New Roman"/>
+          <w:sz w:val="28"/>
+          <w:szCs w:val="28"/>
+          <w:lang w:val="en-IN"/>
+        </w:rPr>
+      </w:pPr>
+      <w:r>
+        <w:rPr>
+          <w:rFonts w:eastAsia="Calibri" w:cs="Times New Roman"/>
+          <w:sz w:val="28"/>
+          <w:szCs w:val="28"/>
+          <w:lang w:val="en-IN"/>
+        </w:rPr>
+        <w:t xml:space="preserve">It is important to note that the research adopts a </w:t>
+      </w:r>
+      <w:r>
+        <w:rPr>
+          <w:rFonts w:eastAsia="Calibri" w:cs="Times New Roman"/>
+          <w:b/>
+          <w:bCs/>
+          <w:sz w:val="28"/>
+          <w:szCs w:val="28"/>
+          <w:lang w:val="en-IN"/>
+        </w:rPr>
+        <w:t>doctrinal and analytical approach</w:t>
+      </w:r>
+      <w:r>
+        <w:rPr>
+          <w:rFonts w:eastAsia="Calibri" w:cs="Times New Roman"/>
+          <w:sz w:val="28"/>
+          <w:szCs w:val="28"/>
+          <w:lang w:val="en-IN"/>
+        </w:rPr>
+        <w:t>, relying primarily on statutory materials, judicial decisions, government reports, and scholarly writings. The study does not involve field-based empirical research or direct interaction with victims of trafficking. Instead, the focus remains on evaluating legal and policy structures in order to identify gaps and propose reforms that could improve the effectiveness of anti-trafficking efforts.</w:t>
+      </w:r>
+    </w:p>
+    <w:p>
+      <w:pPr>
+        <w:spacing w:after="160" w:line="360" w:lineRule="auto"/>
+        <w:rPr>
+          <w:rFonts w:eastAsia="Calibri" w:cs="Times New Roman"/>
+          <w:sz w:val="28"/>
+          <w:szCs w:val="28"/>
+          <w:lang w:val="en-IN"/>
+        </w:rPr>
+      </w:pPr>
+      <w:r>
+        <w:rPr>
+          <w:rFonts w:eastAsia="Calibri" w:cs="Times New Roman"/>
+          <w:sz w:val="28"/>
+          <w:szCs w:val="28"/>
+          <w:lang w:val="en-IN"/>
+        </w:rPr>
+        <w:t xml:space="preserve">In summary, the scope of the present study is confined to examining the </w:t>
+      </w:r>
+      <w:r>
+        <w:rPr>
+          <w:rFonts w:eastAsia="Calibri" w:cs="Times New Roman"/>
+          <w:b/>
+          <w:bCs/>
+          <w:sz w:val="28"/>
+          <w:szCs w:val="28"/>
+          <w:lang w:val="en-IN"/>
+        </w:rPr>
+        <w:t>legal, judicial, and policy dimensions of trafficking of women and children in India</w:t>
+      </w:r>
+      <w:r>
+        <w:rPr>
+          <w:rFonts w:eastAsia="Calibri" w:cs="Times New Roman"/>
+          <w:sz w:val="28"/>
+          <w:szCs w:val="28"/>
+          <w:lang w:val="en-IN"/>
+        </w:rPr>
+        <w:t>, while drawing limited comparative insights from international frameworks to develop recommendations for strengthening existing mechanisms.</w:t>
+      </w:r>
+    </w:p>
+    <w:p>
+      <w:pPr>
+        <w:spacing w:after="160" w:line="360" w:lineRule="auto"/>
+        <w:rPr>
+          <w:rFonts w:eastAsia="Calibri" w:cs="Times New Roman"/>
+          <w:sz w:val="28"/>
+          <w:szCs w:val="28"/>
+          <w:lang w:val="en-IN"/>
+        </w:rPr>
+      </w:pPr>
+    </w:p>
+    <w:p>
+      <w:pPr>
+        <w:spacing w:after="160" w:line="360" w:lineRule="auto"/>
+        <w:rPr>
+          <w:rFonts w:eastAsia="Calibri" w:cs="Times New Roman"/>
+          <w:sz w:val="28"/>
+          <w:szCs w:val="28"/>
+          <w:lang w:val="en-IN"/>
+        </w:rPr>
+      </w:pPr>
+    </w:p>
+    <w:p>
+      <w:pPr>
+        <w:spacing w:after="160" w:line="360" w:lineRule="auto"/>
+        <w:rPr>
+          <w:rFonts w:eastAsia="Calibri" w:cs="Times New Roman"/>
+          <w:b/>
+          <w:bCs/>
+          <w:sz w:val="28"/>
+          <w:szCs w:val="28"/>
+          <w:lang w:val="en-IN"/>
+        </w:rPr>
+      </w:pPr>
+      <w:r>
+        <w:rPr>
+          <w:rFonts w:eastAsia="Calibri" w:cs="Times New Roman"/>
+          <w:b/>
+          <w:bCs/>
+          <w:sz w:val="28"/>
+          <w:szCs w:val="28"/>
+          <w:lang w:val="en-IN"/>
+        </w:rPr>
+        <w:t>1.</w:t>
+      </w:r>
+      <w:r>
+        <w:rPr>
+          <w:rFonts w:eastAsia="Calibri" w:cs="Times New Roman"/>
+          <w:b/>
+          <w:bCs/>
+          <w:sz w:val="28"/>
+          <w:szCs w:val="28"/>
+          <w:lang w:val="en-IN"/>
+        </w:rPr>
+        <w:t>8</w:t>
+      </w:r>
+      <w:r>
+        <w:rPr>
+          <w:rFonts w:eastAsia="Calibri" w:cs="Times New Roman"/>
+          <w:b/>
+          <w:bCs/>
+          <w:sz w:val="28"/>
+          <w:szCs w:val="28"/>
+          <w:lang w:val="en-IN"/>
+        </w:rPr>
+        <w:t xml:space="preserve"> Limitations of the Study</w:t>
+      </w:r>
+    </w:p>
+    <w:p>
+      <w:pPr>
+        <w:spacing w:after="160" w:line="360" w:lineRule="auto"/>
+        <w:rPr>
+          <w:rFonts w:eastAsia="Calibri" w:cs="Times New Roman"/>
+          <w:sz w:val="28"/>
+          <w:szCs w:val="28"/>
+          <w:lang w:val="en-IN"/>
+        </w:rPr>
+      </w:pPr>
+      <w:r>
+        <w:rPr>
+          <w:rFonts w:eastAsia="Calibri" w:cs="Times New Roman"/>
+          <w:sz w:val="28"/>
+          <w:szCs w:val="28"/>
+          <w:lang w:val="en-IN"/>
+        </w:rPr>
+        <w:t>While the research attempts to provide a comprehensive analysis of trafficking laws and policies in India, certain limitations must be acknowledged.</w:t>
+      </w:r>
+    </w:p>
+    <w:p>
+      <w:pPr>
+        <w:spacing w:after="160" w:line="360" w:lineRule="auto"/>
+        <w:rPr>
+          <w:rFonts w:eastAsia="Calibri" w:cs="Times New Roman"/>
+          <w:sz w:val="28"/>
+          <w:szCs w:val="28"/>
+          <w:lang w:val="en-IN"/>
+        </w:rPr>
+      </w:pPr>
+      <w:r>
+        <w:rPr>
+          <w:rFonts w:eastAsia="Calibri" w:cs="Times New Roman"/>
+          <w:sz w:val="28"/>
+          <w:szCs w:val="28"/>
+          <w:lang w:val="en-IN"/>
+        </w:rPr>
+        <w:t>First, the study relies primarily on secondary sources, which may not fully capture the experiences of trafficking survivors or the operational challenges faced by enforcement agencies. Second, the availability of reliable and consistent statistical data on trafficking remains limited, as trafficking is often underreported. Third, the scope of the research is restricted to legal and policy analysis within the Indian context, and therefore does not include extensive empirical fieldwork or interviews.</w:t>
+      </w:r>
+    </w:p>
+    <w:p>
+      <w:pPr>
+        <w:spacing w:after="160" w:line="360" w:lineRule="auto"/>
+        <w:rPr>
+          <w:rFonts w:eastAsia="Calibri" w:cs="Times New Roman"/>
+          <w:sz w:val="28"/>
+          <w:szCs w:val="28"/>
+          <w:lang w:val="en-IN"/>
+        </w:rPr>
+      </w:pPr>
+      <w:r>
+        <w:rPr>
+          <w:rFonts w:eastAsia="Calibri" w:cs="Times New Roman"/>
+          <w:sz w:val="28"/>
+          <w:szCs w:val="28"/>
+          <w:lang w:val="en-IN"/>
+        </w:rPr>
+        <w:t>Despite these limitations, the study seeks to provide a meaningful contribution to the understanding of trafficking in India by critically examining the legal and institutional frameworks governing this issue.</w:t>
+      </w:r>
+    </w:p>
+    <w:p>
+      <w:pPr>
+        <w:spacing w:after="160" w:line="360" w:lineRule="auto"/>
+        <w:rPr>
+          <w:rFonts w:eastAsia="Calibri" w:cs="Times New Roman"/>
+          <w:sz w:val="28"/>
+          <w:szCs w:val="28"/>
+          <w:lang w:val="en-IN"/>
+        </w:rPr>
+      </w:pPr>
+    </w:p>
+    <w:p>
+      <w:pPr>
+        <w:spacing w:after="160" w:line="360" w:lineRule="auto"/>
+        <w:rPr>
+          <w:rFonts w:eastAsia="Calibri" w:cs="Times New Roman"/>
+          <w:b/>
+          <w:bCs/>
+          <w:sz w:val="28"/>
+          <w:szCs w:val="28"/>
+          <w:lang w:val="en-IN"/>
+        </w:rPr>
+      </w:pPr>
+      <w:r>
+        <w:rPr>
+          <w:rFonts w:eastAsia="Calibri" w:cs="Times New Roman"/>
+          <w:b/>
+          <w:bCs/>
+          <w:sz w:val="28"/>
+          <w:szCs w:val="28"/>
+          <w:lang w:val="en-IN"/>
+        </w:rPr>
+        <w:t>1.</w:t>
+      </w:r>
+      <w:r>
+        <w:rPr>
+          <w:rFonts w:eastAsia="Calibri" w:cs="Times New Roman"/>
+          <w:b/>
+          <w:bCs/>
+          <w:sz w:val="28"/>
+          <w:szCs w:val="28"/>
+          <w:lang w:val="en-IN"/>
+        </w:rPr>
+        <w:t>9</w:t>
+      </w:r>
+      <w:r>
+        <w:rPr>
+          <w:rFonts w:eastAsia="Calibri" w:cs="Times New Roman"/>
+          <w:b/>
+          <w:bCs/>
+          <w:sz w:val="28"/>
+          <w:szCs w:val="28"/>
+          <w:lang w:val="en-IN"/>
+        </w:rPr>
+        <w:t xml:space="preserve"> Review of Literature</w:t>
+      </w:r>
+    </w:p>
+    <w:p>
+      <w:pPr>
+        <w:spacing w:after="160" w:line="360" w:lineRule="auto"/>
+        <w:rPr>
+          <w:rFonts w:eastAsia="Calibri" w:cs="Times New Roman"/>
+          <w:sz w:val="28"/>
+          <w:szCs w:val="28"/>
+          <w:lang w:val="en-IN"/>
+        </w:rPr>
+      </w:pPr>
+      <w:r>
+        <w:rPr>
+          <w:rFonts w:eastAsia="Calibri" w:cs="Times New Roman"/>
+          <w:sz w:val="28"/>
+          <w:szCs w:val="28"/>
+          <w:lang w:val="en-IN"/>
+        </w:rPr>
+        <w:t xml:space="preserve">Scholarly engagement with the issue of trafficking of women and children has expanded significantly over the past few decades, particularly following the adoption of international instruments such as the United Nations Protocol to Prevent, Suppress and Punish Trafficking in Persons (2000). Academic literature has examined trafficking from multiple perspectives, including criminal law, human rights, gender studies, migration theory, and </w:t>
+      </w:r>
+      <w:r>
+        <w:rPr>
+          <w:rFonts w:eastAsia="Calibri" w:cs="Times New Roman"/>
+          <w:sz w:val="28"/>
+          <w:szCs w:val="28"/>
+          <w:lang w:val="en-IN"/>
+        </w:rPr>
+        <w:lastRenderedPageBreak/>
+        <w:t>socio-economic development. The existing body of research highlights the complexity of trafficking as a phenomenon that cannot be understood solely through legal definitions but must also be analysed within broader socio-economic and institutional contexts.</w:t>
+      </w:r>
+    </w:p>
+    <w:p>
+      <w:pPr>
+        <w:spacing w:after="160" w:line="360" w:lineRule="auto"/>
+        <w:rPr>
+          <w:rFonts w:eastAsia="Calibri" w:cs="Times New Roman"/>
+          <w:sz w:val="28"/>
+          <w:szCs w:val="28"/>
+          <w:lang w:val="en-IN"/>
+        </w:rPr>
+      </w:pPr>
+      <w:r>
+        <w:rPr>
+          <w:rFonts w:eastAsia="Calibri" w:cs="Times New Roman"/>
+          <w:sz w:val="28"/>
+          <w:szCs w:val="28"/>
+          <w:lang w:val="en-IN"/>
+        </w:rPr>
+        <w:t xml:space="preserve">One of the earliest strands of literature on trafficking focuses on the conceptual and definitional challenges associated with the phenomenon. Scholars such as </w:t>
+      </w:r>
+      <w:r>
+        <w:rPr>
+          <w:rFonts w:eastAsia="Calibri" w:cs="Times New Roman"/>
+          <w:b/>
+          <w:bCs/>
+          <w:sz w:val="28"/>
+          <w:szCs w:val="28"/>
+          <w:lang w:val="en-IN"/>
+        </w:rPr>
+        <w:t>Kevin Bales</w:t>
+      </w:r>
+      <w:r>
+        <w:rPr>
+          <w:rFonts w:eastAsia="Calibri" w:cs="Times New Roman"/>
+          <w:sz w:val="28"/>
+          <w:szCs w:val="28"/>
+          <w:lang w:val="en-IN"/>
+        </w:rPr>
+        <w:t xml:space="preserve"> have examined trafficking within the broader framework of contemporary forms of slavery, arguing that modern exploitation operates through covert and highly organized systems that often remain hidden within legitimate economic activities. Bales’ work emphasizes the structural factors that enable exploitation, including poverty, lack of legal protections for migrant labour, and the economic incentives generated by global supply chains. His analysis demonstrates that trafficking is sustained not merely by criminal intent but also by systemic inequalities that create a steady supply of vulnerable individuals.</w:t>
+      </w:r>
+    </w:p>
+    <w:p>
+      <w:pPr>
+        <w:spacing w:after="160" w:line="360" w:lineRule="auto"/>
+        <w:rPr>
+          <w:rFonts w:eastAsia="Calibri" w:cs="Times New Roman"/>
+          <w:sz w:val="28"/>
+          <w:szCs w:val="28"/>
+          <w:lang w:val="en-IN"/>
+        </w:rPr>
+      </w:pPr>
+      <w:r>
+        <w:rPr>
+          <w:rFonts w:eastAsia="Calibri" w:cs="Times New Roman"/>
+          <w:sz w:val="28"/>
+          <w:szCs w:val="28"/>
+          <w:lang w:val="en-IN"/>
+        </w:rPr>
+        <w:t xml:space="preserve">Similarly, </w:t>
+      </w:r>
+      <w:r>
+        <w:rPr>
+          <w:rFonts w:eastAsia="Calibri" w:cs="Times New Roman"/>
+          <w:b/>
+          <w:bCs/>
+          <w:sz w:val="28"/>
+          <w:szCs w:val="28"/>
+          <w:lang w:val="en-IN"/>
+        </w:rPr>
+        <w:t>Siddharth Kara</w:t>
+      </w:r>
+      <w:r>
+        <w:rPr>
+          <w:rFonts w:eastAsia="Calibri" w:cs="Times New Roman"/>
+          <w:sz w:val="28"/>
+          <w:szCs w:val="28"/>
+          <w:lang w:val="en-IN"/>
+        </w:rPr>
+        <w:t xml:space="preserve"> has explored the economic dimensions of trafficking and sexual exploitation, particularly in the context of South Asia. Kara’s research highlights the profitability of trafficking networks and argues that the low risk of prosecution combined with high financial returns makes trafficking an attractive enterprise for organized criminal groups. His work underscores the need for stronger enforcement mechanisms and coordinated international responses to disrupt trafficking networks.</w:t>
+      </w:r>
+    </w:p>
+    <w:p>
+      <w:pPr>
+        <w:spacing w:after="160" w:line="360" w:lineRule="auto"/>
+        <w:rPr>
+          <w:rFonts w:eastAsia="Calibri" w:cs="Times New Roman"/>
+          <w:sz w:val="28"/>
+          <w:szCs w:val="28"/>
+          <w:lang w:val="en-IN"/>
+        </w:rPr>
+      </w:pPr>
+      <w:r>
+        <w:rPr>
+          <w:rFonts w:eastAsia="Calibri" w:cs="Times New Roman"/>
+          <w:sz w:val="28"/>
+          <w:szCs w:val="28"/>
+          <w:lang w:val="en-IN"/>
+        </w:rPr>
+        <w:t xml:space="preserve">Another important area of scholarship examines trafficking through the lens of gender and human rights. Feminist legal scholars have emphasized that trafficking disproportionately affects women and girls due to entrenched patterns of gender inequality. Studies published in journals such as the </w:t>
+      </w:r>
+      <w:r>
+        <w:rPr>
+          <w:rFonts w:eastAsia="Calibri" w:cs="Times New Roman"/>
+          <w:i/>
+          <w:iCs/>
+          <w:sz w:val="28"/>
+          <w:szCs w:val="28"/>
+          <w:lang w:val="en-IN"/>
+        </w:rPr>
+        <w:lastRenderedPageBreak/>
+        <w:t>Journal of Human Rights</w:t>
+      </w:r>
+      <w:r>
+        <w:rPr>
+          <w:rFonts w:eastAsia="Calibri" w:cs="Times New Roman"/>
+          <w:sz w:val="28"/>
+          <w:szCs w:val="28"/>
+          <w:lang w:val="en-IN"/>
+        </w:rPr>
+        <w:t xml:space="preserve"> and </w:t>
+      </w:r>
+      <w:r>
+        <w:rPr>
+          <w:rFonts w:eastAsia="Calibri" w:cs="Times New Roman"/>
+          <w:i/>
+          <w:iCs/>
+          <w:sz w:val="28"/>
+          <w:szCs w:val="28"/>
+          <w:lang w:val="en-IN"/>
+        </w:rPr>
+        <w:t>Economic and Political Weekly</w:t>
+      </w:r>
+      <w:r>
+        <w:rPr>
+          <w:rFonts w:eastAsia="Calibri" w:cs="Times New Roman"/>
+          <w:sz w:val="28"/>
+          <w:szCs w:val="28"/>
+          <w:lang w:val="en-IN"/>
+        </w:rPr>
+        <w:t xml:space="preserve"> have argued that trafficking cannot be effectively addressed without recognizing its connection to broader issues such as patriarchal social structures, discrimination in labour markets, and limited access to education and economic opportunities for women. These analyses suggest that anti-trafficking measures must incorporate gender-sensitive policies and address structural inequalities that place women and girls at heightened risk of exploitation.</w:t>
+      </w:r>
+    </w:p>
+    <w:p>
+      <w:pPr>
+        <w:spacing w:after="160" w:line="360" w:lineRule="auto"/>
+        <w:rPr>
+          <w:rFonts w:eastAsia="Calibri" w:cs="Times New Roman"/>
+          <w:sz w:val="28"/>
+          <w:szCs w:val="28"/>
+          <w:lang w:val="en-IN"/>
+        </w:rPr>
+      </w:pPr>
+      <w:r>
+        <w:rPr>
+          <w:rFonts w:eastAsia="Calibri" w:cs="Times New Roman"/>
+          <w:sz w:val="28"/>
+          <w:szCs w:val="28"/>
+          <w:lang w:val="en-IN"/>
+        </w:rPr>
+        <w:t xml:space="preserve">Within the Indian context, several scholars have examined the legal framework governing trafficking and its limitations. </w:t>
+      </w:r>
+      <w:r>
+        <w:rPr>
+          <w:rFonts w:eastAsia="Calibri" w:cs="Times New Roman"/>
+          <w:b/>
+          <w:bCs/>
+          <w:sz w:val="28"/>
+          <w:szCs w:val="28"/>
+          <w:lang w:val="en-IN"/>
+        </w:rPr>
+        <w:t xml:space="preserve">Upendra </w:t>
+      </w:r>
+      <w:proofErr w:type="spellStart"/>
+      <w:r>
+        <w:rPr>
+          <w:rFonts w:eastAsia="Calibri" w:cs="Times New Roman"/>
+          <w:b/>
+          <w:bCs/>
+          <w:sz w:val="28"/>
+          <w:szCs w:val="28"/>
+          <w:lang w:val="en-IN"/>
+        </w:rPr>
+        <w:t>Baxi</w:t>
+      </w:r>
+      <w:proofErr w:type="spellEnd"/>
+      <w:r>
+        <w:rPr>
+          <w:rFonts w:eastAsia="Calibri" w:cs="Times New Roman"/>
+          <w:sz w:val="28"/>
+          <w:szCs w:val="28"/>
+          <w:lang w:val="en-IN"/>
+        </w:rPr>
+        <w:t xml:space="preserve"> has emphasized the importance of viewing trafficking as a human rights issue rather than merely a criminal law problem. His work highlights the responsibility of the state to protect vulnerable populations and ensure that victims of trafficking receive adequate support and rehabilitation. </w:t>
+      </w:r>
+      <w:proofErr w:type="spellStart"/>
+      <w:r>
+        <w:rPr>
+          <w:rFonts w:eastAsia="Calibri" w:cs="Times New Roman"/>
+          <w:sz w:val="28"/>
+          <w:szCs w:val="28"/>
+          <w:lang w:val="en-IN"/>
+        </w:rPr>
+        <w:t>Baxi’s</w:t>
+      </w:r>
+      <w:proofErr w:type="spellEnd"/>
+      <w:r>
+        <w:rPr>
+          <w:rFonts w:eastAsia="Calibri" w:cs="Times New Roman"/>
+          <w:sz w:val="28"/>
+          <w:szCs w:val="28"/>
+          <w:lang w:val="en-IN"/>
+        </w:rPr>
+        <w:t xml:space="preserve"> perspective has influenced broader debates on the role of constitutional principles, particularly the right to dignity and freedom from exploitation, in shaping anti-trafficking policies.</w:t>
+      </w:r>
+    </w:p>
+    <w:p>
+      <w:pPr>
+        <w:spacing w:after="160" w:line="360" w:lineRule="auto"/>
+        <w:rPr>
+          <w:rFonts w:eastAsia="Calibri" w:cs="Times New Roman"/>
+          <w:sz w:val="28"/>
+          <w:szCs w:val="28"/>
+          <w:lang w:val="en-IN"/>
+        </w:rPr>
+      </w:pPr>
+      <w:r>
+        <w:rPr>
+          <w:rFonts w:eastAsia="Calibri" w:cs="Times New Roman"/>
+          <w:sz w:val="28"/>
+          <w:szCs w:val="28"/>
+          <w:lang w:val="en-IN"/>
+        </w:rPr>
+        <w:t xml:space="preserve">Legal scholars analysing Indian legislation have also pointed out the fragmented nature of the existing statutory framework. Research published in the </w:t>
+      </w:r>
+      <w:r>
+        <w:rPr>
+          <w:rFonts w:eastAsia="Calibri" w:cs="Times New Roman"/>
+          <w:i/>
+          <w:iCs/>
+          <w:sz w:val="28"/>
+          <w:szCs w:val="28"/>
+          <w:lang w:val="en-IN"/>
+        </w:rPr>
+        <w:t>Indian Law Review</w:t>
+      </w:r>
+      <w:r>
+        <w:rPr>
+          <w:rFonts w:eastAsia="Calibri" w:cs="Times New Roman"/>
+          <w:sz w:val="28"/>
+          <w:szCs w:val="28"/>
+          <w:lang w:val="en-IN"/>
+        </w:rPr>
+        <w:t xml:space="preserve"> and other legal journals indicates that various laws addressing trafficking often operate independently, leading to gaps in enforcement and coordination. For instance, the Immoral Traffic (Prevention) Act, 1956 primarily addresses prostitution-related exploitation, while provisions under the Indian Penal Code criminalize broader forms of trafficking. Additional legislation such as the Protection of Children from Sexual Offences Act, 2012 and the Juvenile Justice Act, 2015 address </w:t>
+      </w:r>
+      <w:r>
+        <w:rPr>
+          <w:rFonts w:eastAsia="Calibri" w:cs="Times New Roman"/>
+          <w:sz w:val="28"/>
+          <w:szCs w:val="28"/>
+          <w:lang w:val="en-IN"/>
+        </w:rPr>
+        <w:lastRenderedPageBreak/>
+        <w:t>specific categories of victims. Scholars have argued that this fragmented structure complicates investigation and prosecution, particularly when trafficking cases involve multiple forms of exploitation.</w:t>
+      </w:r>
+    </w:p>
+    <w:p>
+      <w:pPr>
+        <w:spacing w:after="160" w:line="360" w:lineRule="auto"/>
+        <w:rPr>
+          <w:rFonts w:eastAsia="Calibri" w:cs="Times New Roman"/>
+          <w:sz w:val="28"/>
+          <w:szCs w:val="28"/>
+          <w:lang w:val="en-IN"/>
+        </w:rPr>
+      </w:pPr>
+      <w:r>
+        <w:rPr>
+          <w:rFonts w:eastAsia="Calibri" w:cs="Times New Roman"/>
+          <w:sz w:val="28"/>
+          <w:szCs w:val="28"/>
+          <w:lang w:val="en-IN"/>
+        </w:rPr>
+        <w:t xml:space="preserve">Another significant body of literature examines the role of the judiciary in addressing trafficking. Several legal commentators have analysed the impact of public interest litigation in shaping anti-trafficking jurisprudence in India. Studies focusing on landmark cases such as </w:t>
+      </w:r>
+      <w:r>
+        <w:rPr>
+          <w:rFonts w:eastAsia="Calibri" w:cs="Times New Roman"/>
+          <w:i/>
+          <w:iCs/>
+          <w:sz w:val="28"/>
+          <w:szCs w:val="28"/>
+          <w:lang w:val="en-IN"/>
+        </w:rPr>
+        <w:t>Vishal Jeet v. Union of India</w:t>
+      </w:r>
+      <w:r>
+        <w:rPr>
+          <w:rFonts w:eastAsia="Calibri" w:cs="Times New Roman"/>
+          <w:sz w:val="28"/>
+          <w:szCs w:val="28"/>
+          <w:lang w:val="en-IN"/>
+        </w:rPr>
+        <w:t xml:space="preserve"> and </w:t>
+      </w:r>
+      <w:r>
+        <w:rPr>
+          <w:rFonts w:eastAsia="Calibri" w:cs="Times New Roman"/>
+          <w:i/>
+          <w:iCs/>
+          <w:sz w:val="28"/>
+          <w:szCs w:val="28"/>
+          <w:lang w:val="en-IN"/>
+        </w:rPr>
+        <w:t>Gaurav Jain v. Union of India</w:t>
+      </w:r>
+      <w:r>
+        <w:rPr>
+          <w:rFonts w:eastAsia="Calibri" w:cs="Times New Roman"/>
+          <w:sz w:val="28"/>
+          <w:szCs w:val="28"/>
+          <w:lang w:val="en-IN"/>
+        </w:rPr>
+        <w:t xml:space="preserve"> highlight how judicial interventions have sought to address systemic failures in enforcement and rehabilitation mechanisms. These analyses suggest that courts have played an important role in expanding the scope of victim protection and directing governmental authorities to implement welfare measures for trafficked persons.</w:t>
+      </w:r>
+    </w:p>
+    <w:p>
+      <w:pPr>
+        <w:spacing w:after="160" w:line="360" w:lineRule="auto"/>
+        <w:rPr>
+          <w:rFonts w:eastAsia="Calibri" w:cs="Times New Roman"/>
+          <w:sz w:val="28"/>
+          <w:szCs w:val="28"/>
+          <w:lang w:val="en-IN"/>
+        </w:rPr>
+      </w:pPr>
+      <w:r>
+        <w:rPr>
+          <w:rFonts w:eastAsia="Calibri" w:cs="Times New Roman"/>
+          <w:sz w:val="28"/>
+          <w:szCs w:val="28"/>
+          <w:lang w:val="en-IN"/>
+        </w:rPr>
+        <w:t xml:space="preserve">However, scholars have also pointed out that judicial activism alone cannot substitute for comprehensive legislative reform. Research in the </w:t>
+      </w:r>
+      <w:r>
+        <w:rPr>
+          <w:rFonts w:eastAsia="Calibri" w:cs="Times New Roman"/>
+          <w:i/>
+          <w:iCs/>
+          <w:sz w:val="28"/>
+          <w:szCs w:val="28"/>
+          <w:lang w:val="en-IN"/>
+        </w:rPr>
         <w:t>Journal of Trafficking and Human Exploitation</w:t>
       </w:r>
       <w:r>
@@ -8241,7 +8807,47 @@
           <w:szCs w:val="28"/>
           <w:lang w:val="en-IN"/>
         </w:rPr>
-        <w:t xml:space="preserve"> indicates that while court directives </w:t>
+        <w:t xml:space="preserve"> indicates that while court directives may initiate policy changes, long-term effectiveness depends on sustained institutional commitment and adequate administrative resources. Without such support, judicial directives may remain partially implemented or inconsistently applied across different jurisdictions.</w:t>
+      </w:r>
+    </w:p>
+    <w:p>
+      <w:pPr>
+        <w:spacing w:after="160" w:line="360" w:lineRule="auto"/>
+        <w:rPr>
+          <w:rFonts w:eastAsia="Calibri" w:cs="Times New Roman"/>
+          <w:sz w:val="28"/>
+          <w:szCs w:val="28"/>
+          <w:lang w:val="en-IN"/>
+        </w:rPr>
+      </w:pPr>
+      <w:r>
+        <w:rPr>
+          <w:rFonts w:eastAsia="Calibri" w:cs="Times New Roman"/>
+          <w:sz w:val="28"/>
+          <w:szCs w:val="28"/>
+          <w:lang w:val="en-IN"/>
+        </w:rPr>
+        <w:t xml:space="preserve">Empirical studies conducted by international organizations have further contributed to the understanding of trafficking patterns and enforcement challenges. Reports published by the </w:t>
+      </w:r>
+      <w:r>
+        <w:rPr>
+          <w:rFonts w:eastAsia="Calibri" w:cs="Times New Roman"/>
+          <w:b/>
+          <w:bCs/>
+          <w:sz w:val="28"/>
+          <w:szCs w:val="28"/>
+          <w:lang w:val="en-IN"/>
+        </w:rPr>
+        <w:t>United Nations Office on Drugs and Crime (UNODC)</w:t>
+      </w:r>
+      <w:r>
+        <w:rPr>
+          <w:rFonts w:eastAsia="Calibri" w:cs="Times New Roman"/>
+          <w:sz w:val="28"/>
+          <w:szCs w:val="28"/>
+          <w:lang w:val="en-IN"/>
+        </w:rPr>
+        <w:t xml:space="preserve"> provide detailed assessments of trafficking trends, highlighting the transnational nature of trafficking networks and the increasing role of digital technologies in recruitment and exploitation. These </w:t>
       </w:r>
       <w:r>
         <w:rPr>
@@ -8251,7 +8857,7 @@
           <w:lang w:val="en-IN"/>
         </w:rPr>
         <w:lastRenderedPageBreak/>
-        <w:t>may initiate policy changes, long-term effectiveness depends on sustained institutional commitment and adequate administrative resources. Without such support, judicial directives may remain partially implemented or inconsistently applied across different jurisdictions.</w:t>
+        <w:t>reports emphasize the need for improved data collection and cross-border cooperation among law enforcement agencies.</w:t>
       </w:r>
     </w:p>
     <w:p>
@@ -8271,27 +8877,27 @@
           <w:szCs w:val="28"/>
           <w:lang w:val="en-IN"/>
         </w:rPr>
-        <w:t xml:space="preserve">Empirical studies conducted by international organizations have further contributed to the understanding of trafficking patterns and enforcement challenges. Reports published by the </w:t>
-      </w:r>
-      <w:r>
-        <w:rPr>
-          <w:rFonts w:eastAsia="Calibri" w:cs="Times New Roman"/>
-          <w:b/>
-          <w:bCs/>
-          <w:sz w:val="28"/>
-          <w:szCs w:val="28"/>
-          <w:lang w:val="en-IN"/>
-        </w:rPr>
-        <w:t>United Nations Office on Drugs and Crime (UNODC)</w:t>
-      </w:r>
-      <w:r>
-        <w:rPr>
-          <w:rFonts w:eastAsia="Calibri" w:cs="Times New Roman"/>
-          <w:sz w:val="28"/>
-          <w:szCs w:val="28"/>
-          <w:lang w:val="en-IN"/>
-        </w:rPr>
-        <w:t xml:space="preserve"> provide detailed assessments of trafficking trends, highlighting the transnational nature of trafficking networks and the increasing role of digital technologies in recruitment and exploitation. These reports emphasize the need for improved data collection and cross-border cooperation among law enforcement agencies.</w:t>
+        <w:t xml:space="preserve">Similarly, the </w:t>
+      </w:r>
+      <w:r>
+        <w:rPr>
+          <w:rFonts w:eastAsia="Calibri" w:cs="Times New Roman"/>
+          <w:b/>
+          <w:bCs/>
+          <w:sz w:val="28"/>
+          <w:szCs w:val="28"/>
+          <w:lang w:val="en-IN"/>
+        </w:rPr>
+        <w:t>International Labour Organization (ILO)</w:t>
+      </w:r>
+      <w:r>
+        <w:rPr>
+          <w:rFonts w:eastAsia="Calibri" w:cs="Times New Roman"/>
+          <w:sz w:val="28"/>
+          <w:szCs w:val="28"/>
+          <w:lang w:val="en-IN"/>
+        </w:rPr>
+        <w:t xml:space="preserve"> has examined trafficking within the broader context of forced labour and labour exploitation. ILO studies suggest that trafficking frequently occurs in sectors such as agriculture, construction, domestic work, and informal manufacturing, where regulatory oversight is limited and workers often lack legal protections. These findings indicate that anti-trafficking policies must address labour market vulnerabilities alongside criminal justice responses.</w:t>
       </w:r>
     </w:p>
     <w:p>
@@ -8311,27 +8917,47 @@
           <w:szCs w:val="28"/>
           <w:lang w:val="en-IN"/>
         </w:rPr>
-        <w:t xml:space="preserve">Similarly, the </w:t>
-      </w:r>
-      <w:r>
-        <w:rPr>
-          <w:rFonts w:eastAsia="Calibri" w:cs="Times New Roman"/>
-          <w:b/>
-          <w:bCs/>
-          <w:sz w:val="28"/>
-          <w:szCs w:val="28"/>
-          <w:lang w:val="en-IN"/>
-        </w:rPr>
-        <w:t>International Labour Organization (ILO)</w:t>
-      </w:r>
-      <w:r>
-        <w:rPr>
-          <w:rFonts w:eastAsia="Calibri" w:cs="Times New Roman"/>
-          <w:sz w:val="28"/>
-          <w:szCs w:val="28"/>
-          <w:lang w:val="en-IN"/>
-        </w:rPr>
-        <w:t xml:space="preserve"> has examined trafficking within the broader context of forced labour and labour exploitation. ILO studies suggest that trafficking frequently occurs in sectors such as agriculture, construction, domestic work, and informal manufacturing, where regulatory oversight is limited and workers often lack legal protections. These findings indicate that anti-trafficking policies must address labour market vulnerabilities alongside criminal justice responses.</w:t>
+        <w:t xml:space="preserve">Within the Indian policy discourse, several governmental and non-governmental studies have examined the effectiveness of rehabilitation and prevention programs. Research analysing government initiatives such as the </w:t>
+      </w:r>
+      <w:proofErr w:type="spellStart"/>
+      <w:r>
+        <w:rPr>
+          <w:rFonts w:eastAsia="Calibri" w:cs="Times New Roman"/>
+          <w:sz w:val="28"/>
+          <w:szCs w:val="28"/>
+          <w:lang w:val="en-IN"/>
+        </w:rPr>
+        <w:t>Ujjawala</w:t>
+      </w:r>
+      <w:proofErr w:type="spellEnd"/>
+      <w:r>
+        <w:rPr>
+          <w:rFonts w:eastAsia="Calibri" w:cs="Times New Roman"/>
+          <w:sz w:val="28"/>
+          <w:szCs w:val="28"/>
+          <w:lang w:val="en-IN"/>
+        </w:rPr>
+        <w:t xml:space="preserve"> Scheme has highlighted both the potential and limitations of current rehabilitation strategies. While these programs aim to provide shelter, </w:t>
+      </w:r>
+      <w:proofErr w:type="spellStart"/>
+      <w:r>
+        <w:rPr>
+          <w:rFonts w:eastAsia="Calibri" w:cs="Times New Roman"/>
+          <w:sz w:val="28"/>
+          <w:szCs w:val="28"/>
+          <w:lang w:val="en-IN"/>
+        </w:rPr>
+        <w:t>counseling</w:t>
+      </w:r>
+      <w:proofErr w:type="spellEnd"/>
+      <w:r>
+        <w:rPr>
+          <w:rFonts w:eastAsia="Calibri" w:cs="Times New Roman"/>
+          <w:sz w:val="28"/>
+          <w:szCs w:val="28"/>
+          <w:lang w:val="en-IN"/>
+        </w:rPr>
+        <w:t>, and vocational training to survivors, evaluations have identified gaps in implementation, including inadequate funding, lack of trained personnel, and insufficient monitoring mechanisms.</w:t>
       </w:r>
     </w:p>
     <w:p>
@@ -8351,48 +8977,19 @@
           <w:szCs w:val="28"/>
           <w:lang w:val="en-IN"/>
         </w:rPr>
-        <w:t xml:space="preserve">Within the Indian policy discourse, several governmental and non-governmental studies have examined the effectiveness of rehabilitation and prevention programs. Research analysing government initiatives such as the </w:t>
-      </w:r>
-      <w:proofErr w:type="spellStart"/>
-      <w:r>
-        <w:rPr>
-          <w:rFonts w:eastAsia="Calibri" w:cs="Times New Roman"/>
-          <w:sz w:val="28"/>
-          <w:szCs w:val="28"/>
-          <w:lang w:val="en-IN"/>
-        </w:rPr>
-        <w:t>Ujjawala</w:t>
-      </w:r>
-      <w:proofErr w:type="spellEnd"/>
-      <w:r>
-        <w:rPr>
-          <w:rFonts w:eastAsia="Calibri" w:cs="Times New Roman"/>
-          <w:sz w:val="28"/>
-          <w:szCs w:val="28"/>
-          <w:lang w:val="en-IN"/>
-        </w:rPr>
-        <w:t xml:space="preserve"> Scheme has highlighted both the potential and limitations of current rehabilitation strategies. While these programs aim to provide shelter, </w:t>
-      </w:r>
-      <w:proofErr w:type="spellStart"/>
-      <w:r>
-        <w:rPr>
-          <w:rFonts w:eastAsia="Calibri" w:cs="Times New Roman"/>
-          <w:sz w:val="28"/>
-          <w:szCs w:val="28"/>
-          <w:lang w:val="en-IN"/>
-        </w:rPr>
-        <w:t>counseling</w:t>
-      </w:r>
-      <w:proofErr w:type="spellEnd"/>
-      <w:r>
-        <w:rPr>
-          <w:rFonts w:eastAsia="Calibri" w:cs="Times New Roman"/>
-          <w:sz w:val="28"/>
-          <w:szCs w:val="28"/>
-          <w:lang w:val="en-IN"/>
-        </w:rPr>
-        <w:t xml:space="preserve">, and vocational training to survivors, evaluations have </w:t>
-      </w:r>
+        <w:t>Another important theme emerging from the literature concerns the role of civil society organizations in combating trafficking. Numerous studies have documented the contributions of non-governmental organizations in conducting rescue operations, providing legal assistance to victims, and advocating for policy reforms. However, scholars have also observed that reliance on non-governmental initiatives often reflects the limitations of state capacity in addressing trafficking comprehensively.</w:t>
+      </w:r>
+    </w:p>
+    <w:p>
+      <w:pPr>
+        <w:spacing w:after="160" w:line="360" w:lineRule="auto"/>
+        <w:rPr>
+          <w:rFonts w:eastAsia="Calibri" w:cs="Times New Roman"/>
+          <w:sz w:val="28"/>
+          <w:szCs w:val="28"/>
+          <w:lang w:val="en-IN"/>
+        </w:rPr>
+      </w:pPr>
       <w:r>
         <w:rPr>
           <w:rFonts w:eastAsia="Calibri" w:cs="Times New Roman"/>
@@ -8401,7 +8998,7 @@
           <w:lang w:val="en-IN"/>
         </w:rPr>
         <w:lastRenderedPageBreak/>
-        <w:t>identified gaps in implementation, including inadequate funding, lack of trained personnel, and insufficient monitoring mechanisms.</w:t>
+        <w:t>Comparative scholarship has also explored anti-trafficking models adopted in other jurisdictions. Analyses of the United States’ Trafficking Victims Protection Act (TVPA) highlight the integration of prosecution, protection, and prevention strategies within a unified legislative framework. Similarly, research on the Nordic Model adopted in countries such as Sweden has examined the criminalization of demand for prostitution as a strategy to reduce trafficking for sexual exploitation. Comparative studies suggest that these approaches offer important lessons for countries seeking to strengthen their anti-trafficking frameworks.</w:t>
       </w:r>
     </w:p>
     <w:p>
@@ -8421,7 +9018,7 @@
           <w:szCs w:val="28"/>
           <w:lang w:val="en-IN"/>
         </w:rPr>
-        <w:t>Another important theme emerging from the literature concerns the role of civil society organizations in combating trafficking. Numerous studies have documented the contributions of non-governmental organizations in conducting rescue operations, providing legal assistance to victims, and advocating for policy reforms. However, scholars have also observed that reliance on non-governmental initiatives often reflects the limitations of state capacity in addressing trafficking comprehensively.</w:t>
+        <w:t>Despite the growing body of literature on trafficking, several gaps remain in existing research. Much of the scholarship focuses either on legal analysis or on socio-economic factors, with relatively limited integration of these perspectives. Moreover, empirical research on the effectiveness of anti-trafficking policies in India remains limited due to challenges in data collection and reporting. There is also a need for more systematic examination of how judicial decisions influence policy implementation and enforcement practices.</w:t>
       </w:r>
     </w:p>
     <w:p>
@@ -8441,60 +9038,8 @@
           <w:szCs w:val="28"/>
           <w:lang w:val="en-IN"/>
         </w:rPr>
-        <w:t>Comparative scholarship has also explored anti-trafficking models adopted in other jurisdictions. Analyses of the United States’ Trafficking Victims Protection Act (TVPA) highlight the integration of prosecution, protection, and prevention strategies within a unified legislative framework. Similarly, research on the Nordic Model adopted in countries such as Sweden has examined the criminalization of demand for prostitution as a strategy to reduce trafficking for sexual exploitation. Comparative studies suggest that these approaches offer important lessons for countries seeking to strengthen their anti-trafficking frameworks.</w:t>
-      </w:r>
-    </w:p>
-    <w:p>
-      <w:pPr>
-        <w:spacing w:after="160" w:line="360" w:lineRule="auto"/>
-        <w:rPr>
-          <w:rFonts w:eastAsia="Calibri" w:cs="Times New Roman"/>
-          <w:sz w:val="28"/>
-          <w:szCs w:val="28"/>
-          <w:lang w:val="en-IN"/>
-        </w:rPr>
-      </w:pPr>
-      <w:r>
-        <w:rPr>
-          <w:rFonts w:eastAsia="Calibri" w:cs="Times New Roman"/>
-          <w:sz w:val="28"/>
-          <w:szCs w:val="28"/>
-          <w:lang w:val="en-IN"/>
-        </w:rPr>
-        <w:t>Despite the growing body of literature on trafficking, several gaps remain in existing research. Much of the scholarship focuses either on legal analysis or on socio-economic factors, with relatively limited integration of these perspectives. Moreover, empirical research on the effectiveness of anti-trafficking policies in India remains limited due to challenges in data collection and reporting. There is also a need for more systematic examination of how judicial decisions influence policy implementation and enforcement practices.</w:t>
-      </w:r>
-    </w:p>
-    <w:p>
-      <w:pPr>
-        <w:spacing w:after="160" w:line="360" w:lineRule="auto"/>
-        <w:rPr>
-          <w:rFonts w:eastAsia="Calibri" w:cs="Times New Roman"/>
-          <w:sz w:val="28"/>
-          <w:szCs w:val="28"/>
-          <w:lang w:val="en-IN"/>
-        </w:rPr>
-      </w:pPr>
-      <w:r>
-        <w:rPr>
-          <w:rFonts w:eastAsia="Calibri" w:cs="Times New Roman"/>
-          <w:sz w:val="28"/>
-          <w:szCs w:val="28"/>
-          <w:lang w:val="en-IN"/>
-        </w:rPr>
-        <w:lastRenderedPageBreak/>
         <w:t>The present study seeks to contribute to the existing literature by integrating legal, judicial, and policy perspectives in the analysis of trafficking in India. By examining statutory provisions, judicial decisions, and policy frameworks within a unified analytical framework, the research aims to provide a comprehensive assessment of the strengths and limitations of India’s anti-trafficking regime. In doing so, the study also seeks to identify areas where legal reform and policy innovation may strengthen efforts to prevent trafficking and protect the rights of women and children.</w:t>
       </w:r>
-    </w:p>
-    <w:p>
-      <w:pPr>
-        <w:spacing w:after="160" w:line="360" w:lineRule="auto"/>
-        <w:rPr>
-          <w:rFonts w:eastAsia="Calibri" w:cs="Times New Roman"/>
-          <w:sz w:val="28"/>
-          <w:szCs w:val="28"/>
-          <w:lang w:val="en-IN"/>
-        </w:rPr>
-      </w:pPr>
     </w:p>
     <w:p>
       <w:pPr>
@@ -27494,10 +28039,7 @@
         <w:t xml:space="preserve"> </w:t>
       </w:r>
       <w:r>
-        <w:t xml:space="preserve">Immoral Traffic (Prevention) Act 1956; Indian Penal Code 1860; Protection of Children from Sexual Offences Act 2012; Juvenile Justice (Care and Protection of Children) Act 2015; Bonded </w:t>
-      </w:r>
-      <w:r>
-        <w:t>Labour System (Abolition) Act 1976.</w:t>
+        <w:t>Immoral Traffic (Prevention) Act 1956; Indian Penal Code 1860; Protection of Children from Sexual Offences Act 2012; Juvenile Justice (Care and Protection of Children) Act 2015; Bonded Labour System (Abolition) Act 1976.</w:t>
       </w:r>
     </w:p>
   </w:footnote>
@@ -27535,10 +28077,7 @@
         <w:t xml:space="preserve"> </w:t>
       </w:r>
       <w:r>
-        <w:t xml:space="preserve">Ministry of Women and Child Development, Government of India, </w:t>
-      </w:r>
-      <w:r>
-        <w:t>Ujjawala Scheme for Prevention of Trafficking and Rescue, Rehabilitation and Reintegration of Victims (2007).</w:t>
+        <w:t>Ministry of Women and Child Development, Government of India, Ujjawala Scheme for Prevention of Trafficking and Rescue, Rehabilitation and Reintegration of Victims (2007).</w:t>
       </w:r>
     </w:p>
   </w:footnote>
@@ -27557,10 +28096,7 @@
         <w:t xml:space="preserve"> </w:t>
       </w:r>
       <w:r>
-        <w:t xml:space="preserve">Ministry of Women and Child Development, Government of India, </w:t>
-      </w:r>
-      <w:r>
-        <w:t>Swadhar Greh Scheme (2015).</w:t>
+        <w:t>Ministry of Women and Child Development, Government of India, Swadhar Greh Scheme (2015).</w:t>
       </w:r>
     </w:p>
   </w:footnote>
@@ -27617,10 +28153,7 @@
         <w:t xml:space="preserve"> </w:t>
       </w:r>
       <w:r>
-        <w:t xml:space="preserve">Susanne </w:t>
-      </w:r>
-      <w:r>
-        <w:t>Dodillet and Petra Östergren, ‘The Swedish Sex Purchase Act: Claimed Success and Documented Effects’ (2011).</w:t>
+        <w:t>Susanne Dodillet and Petra Östergren, ‘The Swedish Sex Purchase Act: Claimed Success and Documented Effects’ (2011).</w:t>
       </w:r>
     </w:p>
   </w:footnote>
@@ -27658,10 +28191,7 @@
         <w:t xml:space="preserve"> </w:t>
       </w:r>
       <w:r>
-        <w:t xml:space="preserve">Ronald </w:t>
-      </w:r>
-      <w:r>
-        <w:t>Weitzer, ‘New Directions in Research on Human Trafficking’ (2014) 43 Annals of the American Academy of Political and Social Science.</w:t>
+        <w:t>Ronald Weitzer, ‘New Directions in Research on Human Trafficking’ (2014) 43 Annals of the American Academy of Political and Social Science.</w:t>
       </w:r>
     </w:p>
   </w:footnote>
@@ -27851,10 +28381,7 @@
         <w:t xml:space="preserve"> </w:t>
       </w:r>
       <w:r>
-        <w:t xml:space="preserve">International </w:t>
-      </w:r>
-      <w:r>
-        <w:t>Labour Organization, Global Estimates of Modern Slavery (ILO 2017).</w:t>
+        <w:t>International Labour Organization, Global Estimates of Modern Slavery (ILO 2017).</w:t>
       </w:r>
     </w:p>
   </w:footnote>
@@ -27892,10 +28419,7 @@
         <w:t xml:space="preserve"> </w:t>
       </w:r>
       <w:r>
-        <w:t xml:space="preserve">Immoral Traffic (Prevention) Act 1956; Indian Penal Code 1860; Protection of Children from Sexual Offences Act 2012; Bonded </w:t>
-      </w:r>
-      <w:r>
-        <w:t>Labour System (Abolition) Act 1976.</w:t>
+        <w:t>Immoral Traffic (Prevention) Act 1956; Indian Penal Code 1860; Protection of Children from Sexual Offences Act 2012; Bonded Labour System (Abolition) Act 1976.</w:t>
       </w:r>
     </w:p>
   </w:footnote>
@@ -30956,7 +31480,6 @@
   <w:style w:type="character" w:default="1" w:styleId="DefaultParagraphFont">
     <w:name w:val="Default Paragraph Font"/>
     <w:uiPriority w:val="1"/>
-    <w:semiHidden/>
     <w:unhideWhenUsed/>
   </w:style>
   <w:style w:type="table" w:default="1" w:styleId="TableNormal">
@@ -42153,7 +42676,7 @@
 </file>
 
 <file path=customXml/itemProps1.xml><?xml version="1.0" encoding="utf-8"?>
-<ds:datastoreItem xmlns:ds="http://schemas.openxmlformats.org/officeDocument/2006/customXml" ds:itemID="{A40EFCD1-D353-4E82-808F-042F5E7FE9DC}">
+<ds:datastoreItem xmlns:ds="http://schemas.openxmlformats.org/officeDocument/2006/customXml" ds:itemID="{BFB12D99-A0F9-4B85-9507-E9F62A656C10}">
   <ds:schemaRefs>
     <ds:schemaRef ds:uri="http://schemas.openxmlformats.org/officeDocument/2006/bibliography"/>
   </ds:schemaRefs>
